--- a/00-首页/题组Word/初赛模拟卷（老·I~IX）/真题版式/初赛模拟卷V（非有机·学生版·真题版式）.docx
+++ b/00-首页/题组Word/初赛模拟卷（老·I~IX）/真题版式/初赛模拟卷V（非有机·学生版·真题版式）.docx
@@ -3044,7 +3044,7 @@
       <w:r>
         <w:drawing>
           <wp:inline>
-            <wp:extent cx="2730500" cy="1879600"/>
+            <wp:extent cx="2520000" cy="1734697"/>
             <wp:effectExtent b="0" l="0" r="0" t="0"/>
             <wp:docPr descr="" title="" id="29" name="Picture"/>
             <a:graphic>
@@ -3065,7 +3065,7 @@
                   <pic:spPr bwMode="auto">
                     <a:xfrm>
                       <a:off x="0" y="0"/>
-                      <a:ext cx="2730500" cy="1879600"/>
+                      <a:ext cx="2520000" cy="1734697"/>
                     </a:xfrm>
                     <a:prstGeom prst="rect">
                       <a:avLst/>
@@ -3954,7 +3954,7 @@
       <w:r>
         <w:drawing>
           <wp:inline>
-            <wp:extent cx="3600000" cy="2578270"/>
+            <wp:extent cx="2520000" cy="1804789"/>
             <wp:effectExtent b="0" l="0" r="0" t="0"/>
             <wp:docPr descr="" title="" id="34" name="Picture"/>
             <a:graphic>
@@ -3975,7 +3975,7 @@
                   <pic:spPr bwMode="auto">
                     <a:xfrm>
                       <a:off x="0" y="0"/>
-                      <a:ext cx="3600000" cy="2578270"/>
+                      <a:ext cx="2520000" cy="1804789"/>
                     </a:xfrm>
                     <a:prstGeom prst="rect">
                       <a:avLst/>
